--- a/src/templates/template_surat_keterangan_penyerahan_skripsi.docx
+++ b/src/templates/template_surat_keterangan_penyerahan_skripsi.docx
@@ -31,87 +31,7 @@
           <w:sz w:val="24"/>
           <w:szCs w:val="24"/>
         </w:rPr>
-        <w:t xml:space="preserve">Yang </w:t>
-      </w:r>
-      <w:proofErr w:type="spellStart"/>
-      <w:r>
-        <w:rPr>
-          <w:sz w:val="24"/>
-          <w:szCs w:val="24"/>
-        </w:rPr>
-        <w:t>bertanda</w:t>
-      </w:r>
-      <w:proofErr w:type="spellEnd"/>
-      <w:r>
-        <w:rPr>
-          <w:sz w:val="24"/>
-          <w:szCs w:val="24"/>
-        </w:rPr>
-        <w:t xml:space="preserve"> </w:t>
-      </w:r>
-      <w:proofErr w:type="spellStart"/>
-      <w:r>
-        <w:rPr>
-          <w:sz w:val="24"/>
-          <w:szCs w:val="24"/>
-        </w:rPr>
-        <w:t>tangan</w:t>
-      </w:r>
-      <w:proofErr w:type="spellEnd"/>
-      <w:r>
-        <w:rPr>
-          <w:sz w:val="24"/>
-          <w:szCs w:val="24"/>
-        </w:rPr>
-        <w:t xml:space="preserve"> di </w:t>
-      </w:r>
-      <w:proofErr w:type="spellStart"/>
-      <w:r>
-        <w:rPr>
-          <w:sz w:val="24"/>
-          <w:szCs w:val="24"/>
-        </w:rPr>
-        <w:t>bawah</w:t>
-      </w:r>
-      <w:proofErr w:type="spellEnd"/>
-      <w:r>
-        <w:rPr>
-          <w:sz w:val="24"/>
-          <w:szCs w:val="24"/>
-        </w:rPr>
-        <w:t xml:space="preserve"> </w:t>
-      </w:r>
-      <w:proofErr w:type="spellStart"/>
-      <w:r>
-        <w:rPr>
-          <w:sz w:val="24"/>
-          <w:szCs w:val="24"/>
-        </w:rPr>
-        <w:t>ini</w:t>
-      </w:r>
-      <w:proofErr w:type="spellEnd"/>
-      <w:r>
-        <w:rPr>
-          <w:sz w:val="24"/>
-          <w:szCs w:val="24"/>
-        </w:rPr>
-        <w:t xml:space="preserve"> </w:t>
-      </w:r>
-      <w:proofErr w:type="spellStart"/>
-      <w:r>
-        <w:rPr>
-          <w:sz w:val="24"/>
-          <w:szCs w:val="24"/>
-        </w:rPr>
-        <w:t>saya</w:t>
-      </w:r>
-      <w:proofErr w:type="spellEnd"/>
-      <w:r>
-        <w:rPr>
-          <w:sz w:val="24"/>
-          <w:szCs w:val="24"/>
-        </w:rPr>
-        <w:t>:</w:t>
+        <w:t>Yang bertanda tangan di bawah ini saya:</w:t>
       </w:r>
     </w:p>
     <w:tbl>
@@ -194,23 +114,7 @@
                 <w:sz w:val="24"/>
                 <w:szCs w:val="24"/>
               </w:rPr>
-              <w:t>{{</w:t>
-            </w:r>
-            <w:proofErr w:type="spellStart"/>
-            <w:r>
-              <w:rPr>
-                <w:sz w:val="24"/>
-                <w:szCs w:val="24"/>
-              </w:rPr>
-              <w:t>nama_mahasiswa</w:t>
-            </w:r>
-            <w:proofErr w:type="spellEnd"/>
-            <w:r>
-              <w:rPr>
-                <w:sz w:val="24"/>
-                <w:szCs w:val="24"/>
-              </w:rPr>
-              <w:t>}}</w:t>
+              <w:t>{{nama_mahasiswa}}</w:t>
             </w:r>
           </w:p>
         </w:tc>
@@ -275,23 +179,7 @@
                 <w:sz w:val="24"/>
                 <w:szCs w:val="24"/>
               </w:rPr>
-              <w:t>{{</w:t>
-            </w:r>
-            <w:proofErr w:type="spellStart"/>
-            <w:r>
-              <w:rPr>
-                <w:sz w:val="24"/>
-                <w:szCs w:val="24"/>
-              </w:rPr>
-              <w:t>npm</w:t>
-            </w:r>
-            <w:proofErr w:type="spellEnd"/>
-            <w:r>
-              <w:rPr>
-                <w:sz w:val="24"/>
-                <w:szCs w:val="24"/>
-              </w:rPr>
-              <w:t>}}</w:t>
+              <w:t>{{npm}}</w:t>
             </w:r>
           </w:p>
         </w:tc>
@@ -356,23 +244,7 @@
                 <w:sz w:val="24"/>
                 <w:szCs w:val="24"/>
               </w:rPr>
-              <w:t>{{</w:t>
-            </w:r>
-            <w:proofErr w:type="spellStart"/>
-            <w:r>
-              <w:rPr>
-                <w:sz w:val="24"/>
-                <w:szCs w:val="24"/>
-              </w:rPr>
-              <w:t>no_hp</w:t>
-            </w:r>
-            <w:proofErr w:type="spellEnd"/>
-            <w:r>
-              <w:rPr>
-                <w:sz w:val="24"/>
-                <w:szCs w:val="24"/>
-              </w:rPr>
-              <w:t>}}</w:t>
+              <w:t>{{no_hp}}</w:t>
             </w:r>
           </w:p>
         </w:tc>
@@ -437,23 +309,7 @@
                 <w:sz w:val="24"/>
                 <w:szCs w:val="24"/>
               </w:rPr>
-              <w:t>{{</w:t>
-            </w:r>
-            <w:proofErr w:type="spellStart"/>
-            <w:r>
-              <w:rPr>
-                <w:sz w:val="24"/>
-                <w:szCs w:val="24"/>
-              </w:rPr>
-              <w:t>prodi</w:t>
-            </w:r>
-            <w:proofErr w:type="spellEnd"/>
-            <w:r>
-              <w:rPr>
-                <w:sz w:val="24"/>
-                <w:szCs w:val="24"/>
-              </w:rPr>
-              <w:t>}}</w:t>
+              <w:t>{{prodi}}</w:t>
             </w:r>
           </w:p>
         </w:tc>
@@ -471,7 +327,6 @@
                 <w:szCs w:val="24"/>
               </w:rPr>
             </w:pPr>
-            <w:proofErr w:type="spellStart"/>
             <w:r>
               <w:rPr>
                 <w:sz w:val="24"/>
@@ -479,7 +334,6 @@
               </w:rPr>
               <w:t>Judul</w:t>
             </w:r>
-            <w:proofErr w:type="spellEnd"/>
           </w:p>
         </w:tc>
         <w:tc>
@@ -520,23 +374,7 @@
                 <w:sz w:val="24"/>
                 <w:szCs w:val="24"/>
               </w:rPr>
-              <w:t>{{</w:t>
-            </w:r>
-            <w:proofErr w:type="spellStart"/>
-            <w:r>
-              <w:rPr>
-                <w:sz w:val="24"/>
-                <w:szCs w:val="24"/>
-              </w:rPr>
-              <w:t>judul_skripsi</w:t>
-            </w:r>
-            <w:proofErr w:type="spellEnd"/>
-            <w:r>
-              <w:rPr>
-                <w:sz w:val="24"/>
-                <w:szCs w:val="24"/>
-              </w:rPr>
-              <w:t>}}</w:t>
+              <w:t>{{judul_skripsi}}</w:t>
             </w:r>
           </w:p>
         </w:tc>
@@ -552,229 +390,12 @@
         <w:spacing w:before="160" w:after="240"/>
         <w:jc w:val="both"/>
       </w:pPr>
-      <w:proofErr w:type="spellStart"/>
       <w:r>
         <w:rPr>
           <w:sz w:val="24"/>
           <w:szCs w:val="24"/>
         </w:rPr>
-        <w:t>Menerangkan</w:t>
-      </w:r>
-      <w:proofErr w:type="spellEnd"/>
-      <w:r>
-        <w:rPr>
-          <w:sz w:val="24"/>
-          <w:szCs w:val="24"/>
-        </w:rPr>
-        <w:t xml:space="preserve"> </w:t>
-      </w:r>
-      <w:proofErr w:type="spellStart"/>
-      <w:r>
-        <w:rPr>
-          <w:sz w:val="24"/>
-          <w:szCs w:val="24"/>
-        </w:rPr>
-        <w:t>bahwa</w:t>
-      </w:r>
-      <w:proofErr w:type="spellEnd"/>
-      <w:r>
-        <w:rPr>
-          <w:sz w:val="24"/>
-          <w:szCs w:val="24"/>
-        </w:rPr>
-        <w:t xml:space="preserve"> </w:t>
-      </w:r>
-      <w:proofErr w:type="spellStart"/>
-      <w:r>
-        <w:rPr>
-          <w:sz w:val="24"/>
-          <w:szCs w:val="24"/>
-        </w:rPr>
-        <w:t>saya</w:t>
-      </w:r>
-      <w:proofErr w:type="spellEnd"/>
-      <w:r>
-        <w:rPr>
-          <w:sz w:val="24"/>
-          <w:szCs w:val="24"/>
-        </w:rPr>
-        <w:t xml:space="preserve"> </w:t>
-      </w:r>
-      <w:proofErr w:type="spellStart"/>
-      <w:r>
-        <w:rPr>
-          <w:sz w:val="24"/>
-          <w:szCs w:val="24"/>
-        </w:rPr>
-        <w:t>telah</w:t>
-      </w:r>
-      <w:proofErr w:type="spellEnd"/>
-      <w:r>
-        <w:rPr>
-          <w:sz w:val="24"/>
-          <w:szCs w:val="24"/>
-        </w:rPr>
-        <w:t xml:space="preserve"> </w:t>
-      </w:r>
-      <w:proofErr w:type="spellStart"/>
-      <w:r>
-        <w:rPr>
-          <w:sz w:val="24"/>
-          <w:szCs w:val="24"/>
-        </w:rPr>
-        <w:t>menyerahkan</w:t>
-      </w:r>
-      <w:proofErr w:type="spellEnd"/>
-      <w:r>
-        <w:rPr>
-          <w:sz w:val="24"/>
-          <w:szCs w:val="24"/>
-        </w:rPr>
-        <w:t xml:space="preserve"> </w:t>
-      </w:r>
-      <w:proofErr w:type="spellStart"/>
-      <w:r>
-        <w:rPr>
-          <w:sz w:val="24"/>
-          <w:szCs w:val="24"/>
-        </w:rPr>
-        <w:t>Skripsi</w:t>
-      </w:r>
-      <w:proofErr w:type="spellEnd"/>
-      <w:r>
-        <w:rPr>
-          <w:sz w:val="24"/>
-          <w:szCs w:val="24"/>
-        </w:rPr>
-        <w:t xml:space="preserve"> dan Artikel </w:t>
-      </w:r>
-      <w:proofErr w:type="spellStart"/>
-      <w:r>
-        <w:rPr>
-          <w:sz w:val="24"/>
-          <w:szCs w:val="24"/>
-        </w:rPr>
-        <w:t>Penelitian</w:t>
-      </w:r>
-      <w:proofErr w:type="spellEnd"/>
-      <w:r>
-        <w:rPr>
-          <w:sz w:val="24"/>
-          <w:szCs w:val="24"/>
-        </w:rPr>
-        <w:t xml:space="preserve"> yang </w:t>
-      </w:r>
-      <w:proofErr w:type="spellStart"/>
-      <w:r>
-        <w:rPr>
-          <w:sz w:val="24"/>
-          <w:szCs w:val="24"/>
-        </w:rPr>
-        <w:t>telah</w:t>
-      </w:r>
-      <w:proofErr w:type="spellEnd"/>
-      <w:r>
-        <w:rPr>
-          <w:sz w:val="24"/>
-          <w:szCs w:val="24"/>
-        </w:rPr>
-        <w:t xml:space="preserve"> </w:t>
-      </w:r>
-      <w:proofErr w:type="spellStart"/>
-      <w:r>
-        <w:rPr>
-          <w:sz w:val="24"/>
-          <w:szCs w:val="24"/>
-        </w:rPr>
-        <w:t>selesai</w:t>
-      </w:r>
-      <w:proofErr w:type="spellEnd"/>
-      <w:r>
-        <w:rPr>
-          <w:sz w:val="24"/>
-          <w:szCs w:val="24"/>
-        </w:rPr>
-        <w:t xml:space="preserve"> dan </w:t>
-      </w:r>
-      <w:proofErr w:type="spellStart"/>
-      <w:r>
-        <w:rPr>
-          <w:sz w:val="24"/>
-          <w:szCs w:val="24"/>
-        </w:rPr>
-        <w:t>disetujui</w:t>
-      </w:r>
-      <w:proofErr w:type="spellEnd"/>
-      <w:r>
-        <w:rPr>
-          <w:sz w:val="24"/>
-          <w:szCs w:val="24"/>
-        </w:rPr>
-        <w:t xml:space="preserve"> </w:t>
-      </w:r>
-      <w:proofErr w:type="spellStart"/>
-      <w:r>
-        <w:rPr>
-          <w:sz w:val="24"/>
-          <w:szCs w:val="24"/>
-        </w:rPr>
-        <w:t>majelis</w:t>
-      </w:r>
-      <w:proofErr w:type="spellEnd"/>
-      <w:r>
-        <w:rPr>
-          <w:sz w:val="24"/>
-          <w:szCs w:val="24"/>
-        </w:rPr>
-        <w:t xml:space="preserve"> </w:t>
-      </w:r>
-      <w:proofErr w:type="spellStart"/>
-      <w:r>
-        <w:rPr>
-          <w:sz w:val="24"/>
-          <w:szCs w:val="24"/>
-        </w:rPr>
-        <w:t>penguji</w:t>
-      </w:r>
-      <w:proofErr w:type="spellEnd"/>
-      <w:r>
-        <w:rPr>
-          <w:sz w:val="24"/>
-          <w:szCs w:val="24"/>
-        </w:rPr>
-        <w:t xml:space="preserve"> </w:t>
-      </w:r>
-      <w:proofErr w:type="spellStart"/>
-      <w:r>
-        <w:rPr>
-          <w:sz w:val="24"/>
-          <w:szCs w:val="24"/>
-        </w:rPr>
-        <w:t>dalam</w:t>
-      </w:r>
-      <w:proofErr w:type="spellEnd"/>
-      <w:r>
-        <w:rPr>
-          <w:sz w:val="24"/>
-          <w:szCs w:val="24"/>
-        </w:rPr>
-        <w:t xml:space="preserve"> </w:t>
-      </w:r>
-      <w:proofErr w:type="spellStart"/>
-      <w:r>
-        <w:rPr>
-          <w:sz w:val="24"/>
-          <w:szCs w:val="24"/>
-        </w:rPr>
-        <w:t>bentuk</w:t>
-      </w:r>
-      <w:proofErr w:type="spellEnd"/>
-      <w:r>
-        <w:rPr>
-          <w:sz w:val="24"/>
-          <w:szCs w:val="24"/>
-        </w:rPr>
-        <w:t xml:space="preserve"> </w:t>
+        <w:t xml:space="preserve">Menerangkan bahwa saya telah menyerahkan Skripsi dan Artikel Penelitian yang telah selesai dan disetujui majelis penguji dalam bentuk </w:t>
       </w:r>
       <w:r>
         <w:rPr>
@@ -792,23 +413,7 @@
           <w:sz w:val="24"/>
           <w:szCs w:val="24"/>
         </w:rPr>
-        <w:t xml:space="preserve"> masing-masing </w:t>
-      </w:r>
-      <w:proofErr w:type="spellStart"/>
-      <w:r>
-        <w:rPr>
-          <w:sz w:val="24"/>
-          <w:szCs w:val="24"/>
-        </w:rPr>
-        <w:t>kepada</w:t>
-      </w:r>
-      <w:proofErr w:type="spellEnd"/>
-      <w:r>
-        <w:rPr>
-          <w:sz w:val="24"/>
-          <w:szCs w:val="24"/>
-        </w:rPr>
-        <w:t>:</w:t>
+        <w:t xml:space="preserve"> masing-masing kepada:</w:t>
       </w:r>
     </w:p>
     <w:tbl>
@@ -1060,23 +665,7 @@
                 <w:sz w:val="24"/>
                 <w:szCs w:val="24"/>
               </w:rPr>
-              <w:t>{{</w:t>
-            </w:r>
-            <w:proofErr w:type="spellStart"/>
-            <w:r>
-              <w:rPr>
-                <w:sz w:val="24"/>
-                <w:szCs w:val="24"/>
-              </w:rPr>
-              <w:t>tanggal_terima_perpus</w:t>
-            </w:r>
-            <w:proofErr w:type="spellEnd"/>
-            <w:r>
-              <w:rPr>
-                <w:sz w:val="24"/>
-                <w:szCs w:val="24"/>
-              </w:rPr>
-              <w:t>}}</w:t>
+              <w:t>{{tanggal_terima_perpus}}</w:t>
             </w:r>
           </w:p>
         </w:tc>
@@ -1109,23 +698,7 @@
                 <w:sz w:val="24"/>
                 <w:szCs w:val="24"/>
               </w:rPr>
-              <w:t>{{</w:t>
-            </w:r>
-            <w:proofErr w:type="spellStart"/>
-            <w:r>
-              <w:rPr>
-                <w:sz w:val="24"/>
-                <w:szCs w:val="24"/>
-              </w:rPr>
-              <w:t>ttd_perpustakaan</w:t>
-            </w:r>
-            <w:proofErr w:type="spellEnd"/>
-            <w:r>
-              <w:rPr>
-                <w:sz w:val="24"/>
-                <w:szCs w:val="24"/>
-              </w:rPr>
-              <w:t>}}</w:t>
+              <w:t>{{ttd_perpustakaan}}</w:t>
             </w:r>
           </w:p>
         </w:tc>
@@ -1157,23 +730,7 @@
                 <w:sz w:val="24"/>
                 <w:szCs w:val="24"/>
               </w:rPr>
-              <w:t xml:space="preserve">LPPM (Artikel </w:t>
-            </w:r>
-            <w:proofErr w:type="spellStart"/>
-            <w:r>
-              <w:rPr>
-                <w:sz w:val="24"/>
-                <w:szCs w:val="24"/>
-              </w:rPr>
-              <w:t>Penelitian</w:t>
-            </w:r>
-            <w:proofErr w:type="spellEnd"/>
-            <w:r>
-              <w:rPr>
-                <w:sz w:val="24"/>
-                <w:szCs w:val="24"/>
-              </w:rPr>
-              <w:t>)</w:t>
+              <w:t>LPPM (Artikel Penelitian)</w:t>
             </w:r>
           </w:p>
         </w:tc>
@@ -1205,7 +762,7 @@
                 <w:sz w:val="24"/>
                 <w:szCs w:val="24"/>
               </w:rPr>
-              <w:t>Email</w:t>
+              <w:t>Google Form</w:t>
             </w:r>
           </w:p>
         </w:tc>
@@ -1238,23 +795,7 @@
                 <w:sz w:val="24"/>
                 <w:szCs w:val="24"/>
               </w:rPr>
-              <w:t>{{</w:t>
-            </w:r>
-            <w:proofErr w:type="spellStart"/>
-            <w:r>
-              <w:rPr>
-                <w:sz w:val="24"/>
-                <w:szCs w:val="24"/>
-              </w:rPr>
-              <w:t>tanggal_terima_lppm</w:t>
-            </w:r>
-            <w:proofErr w:type="spellEnd"/>
-            <w:r>
-              <w:rPr>
-                <w:sz w:val="24"/>
-                <w:szCs w:val="24"/>
-              </w:rPr>
-              <w:t>}}</w:t>
+              <w:t>{{tanggal_terima_lppm}}</w:t>
             </w:r>
           </w:p>
         </w:tc>
@@ -1287,23 +828,7 @@
                 <w:sz w:val="24"/>
                 <w:szCs w:val="24"/>
               </w:rPr>
-              <w:t>{{</w:t>
-            </w:r>
-            <w:proofErr w:type="spellStart"/>
-            <w:r>
-              <w:rPr>
-                <w:sz w:val="24"/>
-                <w:szCs w:val="24"/>
-              </w:rPr>
-              <w:t>ttd_lppm</w:t>
-            </w:r>
-            <w:proofErr w:type="spellEnd"/>
-            <w:r>
-              <w:rPr>
-                <w:sz w:val="24"/>
-                <w:szCs w:val="24"/>
-              </w:rPr>
-              <w:t>}}</w:t>
+              <w:t>{{ttd_lppm}}</w:t>
             </w:r>
           </w:p>
         </w:tc>
@@ -1863,42 +1388,24 @@
             <w:pPr>
               <w:jc w:val="center"/>
             </w:pPr>
-            <w:proofErr w:type="spellStart"/>
-            <w:r>
-              <w:rPr>
-                <w:sz w:val="24"/>
-                <w:szCs w:val="24"/>
-              </w:rPr>
-              <w:t>Mengetahui</w:t>
-            </w:r>
-            <w:proofErr w:type="spellEnd"/>
-            <w:r>
-              <w:rPr>
-                <w:sz w:val="24"/>
-                <w:szCs w:val="24"/>
-              </w:rPr>
-              <w:t>,</w:t>
+            <w:r>
+              <w:rPr>
+                <w:sz w:val="24"/>
+                <w:szCs w:val="24"/>
+              </w:rPr>
+              <w:t>Mengetahui,</w:t>
             </w:r>
           </w:p>
           <w:p>
             <w:pPr>
               <w:jc w:val="center"/>
             </w:pPr>
-            <w:proofErr w:type="spellStart"/>
-            <w:r>
-              <w:rPr>
-                <w:sz w:val="24"/>
-                <w:szCs w:val="24"/>
-              </w:rPr>
-              <w:t>Sekretaris</w:t>
-            </w:r>
-            <w:proofErr w:type="spellEnd"/>
-            <w:r>
-              <w:rPr>
-                <w:sz w:val="24"/>
-                <w:szCs w:val="24"/>
-              </w:rPr>
-              <w:t xml:space="preserve"> Program Studi</w:t>
+            <w:r>
+              <w:rPr>
+                <w:sz w:val="24"/>
+                <w:szCs w:val="24"/>
+              </w:rPr>
+              <w:t>Sekretaris Program Studi</w:t>
             </w:r>
           </w:p>
         </w:tc>
@@ -1929,25 +1436,7 @@
                 <w:szCs w:val="24"/>
                 <w:u w:val="single"/>
               </w:rPr>
-              <w:t>{{</w:t>
-            </w:r>
-            <w:proofErr w:type="spellStart"/>
-            <w:r>
-              <w:rPr>
-                <w:sz w:val="24"/>
-                <w:szCs w:val="24"/>
-                <w:u w:val="single"/>
-              </w:rPr>
-              <w:t>tanggal_dibuat</w:t>
-            </w:r>
-            <w:proofErr w:type="spellEnd"/>
-            <w:r>
-              <w:rPr>
-                <w:sz w:val="24"/>
-                <w:szCs w:val="24"/>
-                <w:u w:val="single"/>
-              </w:rPr>
-              <w:t>}}</w:t>
+              <w:t>{{tanggal_dibuat}}</w:t>
             </w:r>
           </w:p>
           <w:p>
@@ -1986,23 +1475,7 @@
                 <w:sz w:val="24"/>
                 <w:szCs w:val="24"/>
               </w:rPr>
-              <w:t>{{</w:t>
-            </w:r>
-            <w:proofErr w:type="spellStart"/>
-            <w:r>
-              <w:rPr>
-                <w:sz w:val="24"/>
-                <w:szCs w:val="24"/>
-              </w:rPr>
-              <w:t>ttd_sekprodi</w:t>
-            </w:r>
-            <w:proofErr w:type="spellEnd"/>
-            <w:r>
-              <w:rPr>
-                <w:sz w:val="24"/>
-                <w:szCs w:val="24"/>
-              </w:rPr>
-              <w:t>}}</w:t>
+              <w:t>{{ttd_sekprodi}}</w:t>
             </w:r>
           </w:p>
         </w:tc>
@@ -2024,23 +1497,7 @@
                 <w:sz w:val="24"/>
                 <w:szCs w:val="24"/>
               </w:rPr>
-              <w:t>{{</w:t>
-            </w:r>
-            <w:proofErr w:type="spellStart"/>
-            <w:r>
-              <w:rPr>
-                <w:sz w:val="24"/>
-                <w:szCs w:val="24"/>
-              </w:rPr>
-              <w:t>ttd_mahasiswa</w:t>
-            </w:r>
-            <w:proofErr w:type="spellEnd"/>
-            <w:r>
-              <w:rPr>
-                <w:sz w:val="24"/>
-                <w:szCs w:val="24"/>
-              </w:rPr>
-              <w:t>}}</w:t>
+              <w:t>{{ttd_mahasiswa}}</w:t>
             </w:r>
           </w:p>
         </w:tc>
@@ -2071,29 +1528,7 @@
                 <w:szCs w:val="24"/>
                 <w:u w:val="single"/>
               </w:rPr>
-              <w:t>{{</w:t>
-            </w:r>
-            <w:proofErr w:type="spellStart"/>
-            <w:r>
-              <w:rPr>
-                <w:b/>
-                <w:bCs/>
-                <w:sz w:val="24"/>
-                <w:szCs w:val="24"/>
-                <w:u w:val="single"/>
-              </w:rPr>
-              <w:t>nama_sekprodi</w:t>
-            </w:r>
-            <w:proofErr w:type="spellEnd"/>
-            <w:r>
-              <w:rPr>
-                <w:b/>
-                <w:bCs/>
-                <w:sz w:val="24"/>
-                <w:szCs w:val="24"/>
-                <w:u w:val="single"/>
-              </w:rPr>
-              <w:t>}}</w:t>
+              <w:t>{{nama_sekprodi}}</w:t>
             </w:r>
           </w:p>
         </w:tc>
@@ -2119,29 +1554,7 @@
                 <w:szCs w:val="24"/>
                 <w:u w:val="single"/>
               </w:rPr>
-              <w:t>{{</w:t>
-            </w:r>
-            <w:proofErr w:type="spellStart"/>
-            <w:r>
-              <w:rPr>
-                <w:b/>
-                <w:bCs/>
-                <w:sz w:val="24"/>
-                <w:szCs w:val="24"/>
-                <w:u w:val="single"/>
-              </w:rPr>
-              <w:t>nama_mahasiswa</w:t>
-            </w:r>
-            <w:proofErr w:type="spellEnd"/>
-            <w:r>
-              <w:rPr>
-                <w:b/>
-                <w:bCs/>
-                <w:sz w:val="24"/>
-                <w:szCs w:val="24"/>
-                <w:u w:val="single"/>
-              </w:rPr>
-              <w:t>}}</w:t>
+              <w:t>{{nama_mahasiswa}}</w:t>
             </w:r>
           </w:p>
         </w:tc>
